--- a/Results/Mitosections/reference_doc.docx
+++ b/Results/Mitosections/reference_doc.docx
@@ -1,6 +1,6 @@
 
 <file path=word/document.xml><?xml version="1.0" encoding="utf-8"?>
-<w:document xmlns:wpc="http://schemas.microsoft.com/office/word/2010/wordprocessingCanvas" xmlns:cx="http://schemas.microsoft.com/office/drawing/2014/chartex" xmlns:cx1="http://schemas.microsoft.com/office/drawing/2015/9/8/chartex" xmlns:cx2="http://schemas.microsoft.com/office/drawing/2015/10/21/chartex" xmlns:cx3="http://schemas.microsoft.com/office/drawing/2016/5/9/chartex" xmlns:cx4="http://schemas.microsoft.com/office/drawing/2016/5/10/chartex" xmlns:cx5="http://schemas.microsoft.com/office/drawing/2016/5/11/chartex" xmlns:cx6="http://schemas.microsoft.com/office/drawing/2016/5/12/chartex" xmlns:cx7="http://schemas.microsoft.com/office/drawing/2016/5/13/chartex" xmlns:cx8="http://schemas.microsoft.com/office/drawing/2016/5/14/chartex" xmlns:mc="http://schemas.openxmlformats.org/markup-compatibility/2006" xmlns:aink="http://schemas.microsoft.com/office/drawing/2016/ink" xmlns:am3d="http://schemas.microsoft.com/office/drawing/2017/model3d" xmlns:o="urn:schemas-microsoft-com:office:office" xmlns:oel="http://schemas.microsoft.com/office/2019/extlst" xmlns:r="http://schemas.openxmlformats.org/officeDocument/2006/relationships" xmlns:m="http://schemas.openxmlformats.org/officeDocument/2006/math" xmlns:v="urn:schemas-microsoft-com:vml" xmlns:wp14="http://schemas.microsoft.com/office/word/2010/wordprocessingDrawing" xmlns:wp="http://schemas.openxmlformats.org/drawingml/2006/wordprocessingDrawing" xmlns:w10="urn:schemas-microsoft-com:office:word" xmlns:w="http://schemas.openxmlformats.org/wordprocessingml/2006/main" xmlns:w14="http://schemas.microsoft.com/office/word/2010/wordml" xmlns:w15="http://schemas.microsoft.com/office/word/2012/wordml" xmlns:w16cex="http://schemas.microsoft.com/office/word/2018/wordml/cex" xmlns:w16cid="http://schemas.microsoft.com/office/word/2016/wordml/cid" xmlns:w16="http://schemas.microsoft.com/office/word/2018/wordml" xmlns:w16sdtdh="http://schemas.microsoft.com/office/word/2020/wordml/sdtdatahash" xmlns:w16se="http://schemas.microsoft.com/office/word/2015/wordml/symex" xmlns:wpg="http://schemas.microsoft.com/office/word/2010/wordprocessingGroup" xmlns:wpi="http://schemas.microsoft.com/office/word/2010/wordprocessingInk" xmlns:wne="http://schemas.microsoft.com/office/word/2006/wordml" xmlns:wps="http://schemas.microsoft.com/office/word/2010/wordprocessingShape" mc:Ignorable="w14 w15 w16se w16cid w16 w16cex w16sdtdh wp14">
+<w:document xmlns:wpc="http://schemas.microsoft.com/office/word/2010/wordprocessingCanvas" xmlns:cx="http://schemas.microsoft.com/office/drawing/2014/chartex" xmlns:cx1="http://schemas.microsoft.com/office/drawing/2015/9/8/chartex" xmlns:cx2="http://schemas.microsoft.com/office/drawing/2015/10/21/chartex" xmlns:cx3="http://schemas.microsoft.com/office/drawing/2016/5/9/chartex" xmlns:cx4="http://schemas.microsoft.com/office/drawing/2016/5/10/chartex" xmlns:cx5="http://schemas.microsoft.com/office/drawing/2016/5/11/chartex" xmlns:cx6="http://schemas.microsoft.com/office/drawing/2016/5/12/chartex" xmlns:cx7="http://schemas.microsoft.com/office/drawing/2016/5/13/chartex" xmlns:cx8="http://schemas.microsoft.com/office/drawing/2016/5/14/chartex" xmlns:mc="http://schemas.openxmlformats.org/markup-compatibility/2006" xmlns:aink="http://schemas.microsoft.com/office/drawing/2016/ink" xmlns:am3d="http://schemas.microsoft.com/office/drawing/2017/model3d" xmlns:o="urn:schemas-microsoft-com:office:office" xmlns:oel="http://schemas.microsoft.com/office/2019/extlst" xmlns:r="http://schemas.openxmlformats.org/officeDocument/2006/relationships" xmlns:m="http://schemas.openxmlformats.org/officeDocument/2006/math" xmlns:v="urn:schemas-microsoft-com:vml" xmlns:wp14="http://schemas.microsoft.com/office/word/2010/wordprocessingDrawing" xmlns:wp="http://schemas.openxmlformats.org/drawingml/2006/wordprocessingDrawing" xmlns:w10="urn:schemas-microsoft-com:office:word" xmlns:w="http://schemas.openxmlformats.org/wordprocessingml/2006/main" xmlns:w14="http://schemas.microsoft.com/office/word/2010/wordml" xmlns:w15="http://schemas.microsoft.com/office/word/2012/wordml" xmlns:w16cex="http://schemas.microsoft.com/office/word/2018/wordml/cex" xmlns:w16cid="http://schemas.microsoft.com/office/word/2016/wordml/cid" xmlns:w16="http://schemas.microsoft.com/office/word/2018/wordml" xmlns:w16du="http://schemas.microsoft.com/office/word/2023/wordml/word16du" xmlns:w16sdtdh="http://schemas.microsoft.com/office/word/2020/wordml/sdtdatahash" xmlns:w16se="http://schemas.microsoft.com/office/word/2015/wordml/symex" xmlns:wpg="http://schemas.microsoft.com/office/word/2010/wordprocessingGroup" xmlns:wpi="http://schemas.microsoft.com/office/word/2010/wordprocessingInk" xmlns:wne="http://schemas.microsoft.com/office/word/2006/wordml" xmlns:wps="http://schemas.microsoft.com/office/word/2010/wordprocessingShape" mc:Ignorable="w14 w15 w16se w16cid w16 w16cex w16sdtdh wp14">
   <w:body>
     <w:p>
       <w:pPr>
@@ -95,7 +95,7 @@
                     </pic:cNvPicPr>
                   </pic:nvPicPr>
                   <pic:blipFill>
-                    <a:blip r:embed="rId7">
+                    <a:blip r:embed="rId8">
                       <a:extLst>
                         <a:ext uri="{28A0092B-C50C-407E-A947-70E740481C1C}">
                           <a14:useLocalDpi xmlns:a14="http://schemas.microsoft.com/office/drawing/2010/main" val="0"/>
@@ -169,7 +169,7 @@
                     </pic:cNvPicPr>
                   </pic:nvPicPr>
                   <pic:blipFill>
-                    <a:blip r:embed="rId8"/>
+                    <a:blip r:embed="rId9"/>
                     <a:stretch>
                       <a:fillRect/>
                     </a:stretch>
@@ -230,8 +230,8 @@
         <w:tblLook w:val="0020" w:firstRow="1" w:lastRow="0" w:firstColumn="0" w:lastColumn="0" w:noHBand="0" w:noVBand="0"/>
       </w:tblPr>
       <w:tblGrid>
-        <w:gridCol w:w="2791"/>
-        <w:gridCol w:w="356"/>
+        <w:gridCol w:w="2499"/>
+        <w:gridCol w:w="343"/>
       </w:tblGrid>
       <w:tr>
         <w:trPr>
@@ -387,11 +387,11 @@
         <w:pStyle w:val="FirstParagraph"/>
       </w:pPr>
       <w:r>
-        <w:t xml:space="preserve">The original paper with this method [1], the authors normalized fluorescence intensities on the maximum intensity pixel of the given image. In my option, this is not the best solution, as there may be differences in the absolute fluorescence emission that stem from controllable sources (different fluorescence excitation intensity, </w:t>
+        <w:t xml:space="preserve">The original paper with this method [1], the authors normalized fluorescence intensities on the maximum intensity pixel of the given image. In my option, this is not the best solution, as there may be differences in the absolute fluorescence emission that stem from controllable sources </w:t>
       </w:r>
       <w:r>
         <w:lastRenderedPageBreak/>
-        <w:t>different reaction times during staining) or uncontrollable sources (fluorophores not as efficient anymore due to light exposure during previous sample preparation, maybe even different fluorophore binding efficiency in different treatment conditions, imaging artefacts with unspecifically bound or unwashed fluorophores). I therefore normalized the fluorescence intensity values to the average of the 3 highest values of each cell’s profiles - which is a method not vulnerable to the described error sources.</w:t>
+        <w:t>(different fluorescence excitation intensity, different reaction times during staining) or uncontrollable sources (fluorophores not as efficient anymore due to light exposure during previous sample preparation, maybe even different fluorophore binding efficiency in different treatment conditions, imaging artefacts with unspecifically bound or unwashed fluorophores). I therefore normalized the fluorescence intensity values to the average of the 3 highest values of each cell’s profiles - which is a method not vulnerable to the described error sources.</w:t>
       </w:r>
     </w:p>
     <w:p>
@@ -418,7 +418,7 @@
                     </pic:cNvPicPr>
                   </pic:nvPicPr>
                   <pic:blipFill>
-                    <a:blip r:embed="rId9"/>
+                    <a:blip r:embed="rId10"/>
                     <a:stretch>
                       <a:fillRect/>
                     </a:stretch>
@@ -460,6 +460,75 @@
       <w:bookmarkStart w:id="5" w:name="references"/>
       <w:bookmarkEnd w:id="4"/>
       <w:r>
+        <w:t>Next steps</w:t>
+      </w:r>
+    </w:p>
+    <w:p>
+      <w:pPr>
+        <w:numPr>
+          <w:ilvl w:val="0"/>
+          <w:numId w:val="12"/>
+        </w:numPr>
+        <w:rPr>
+          <w:rFonts w:ascii="AvenirNext LT Pro Regular" w:hAnsi="AvenirNext LT Pro Regular"/>
+        </w:rPr>
+      </w:pPr>
+      <w:r>
+        <w:rPr>
+          <w:rFonts w:ascii="AvenirNext LT Pro Regular" w:hAnsi="AvenirNext LT Pro Regular"/>
+        </w:rPr>
+        <w:t>Imaging of all remaining samples (currently about 50% imaged and about 30% are analyzed)</w:t>
+      </w:r>
+    </w:p>
+    <w:p>
+      <w:pPr>
+        <w:numPr>
+          <w:ilvl w:val="0"/>
+          <w:numId w:val="12"/>
+        </w:numPr>
+        <w:rPr>
+          <w:rFonts w:ascii="AvenirNext LT Pro Regular" w:hAnsi="AvenirNext LT Pro Regular"/>
+        </w:rPr>
+      </w:pPr>
+      <w:r>
+        <w:rPr>
+          <w:rFonts w:ascii="AvenirNext LT Pro Regular" w:hAnsi="AvenirNext LT Pro Regular"/>
+        </w:rPr>
+        <w:t xml:space="preserve">Treatment and staining of alcohol </w:t>
+      </w:r>
+      <w:proofErr w:type="gramStart"/>
+      <w:r>
+        <w:rPr>
+          <w:rFonts w:ascii="AvenirNext LT Pro Regular" w:hAnsi="AvenirNext LT Pro Regular"/>
+        </w:rPr>
+        <w:t>conditions</w:t>
+      </w:r>
+      <w:proofErr w:type="gramEnd"/>
+    </w:p>
+    <w:p>
+      <w:pPr>
+        <w:numPr>
+          <w:ilvl w:val="0"/>
+          <w:numId w:val="12"/>
+        </w:numPr>
+        <w:rPr>
+          <w:rFonts w:ascii="AvenirNext LT Pro Regular" w:hAnsi="AvenirNext LT Pro Regular"/>
+        </w:rPr>
+      </w:pPr>
+      <w:r>
+        <w:rPr>
+          <w:rFonts w:ascii="AvenirNext LT Pro Regular" w:hAnsi="AvenirNext LT Pro Regular"/>
+        </w:rPr>
+        <w:t>More detailed statistical analysis</w:t>
+      </w:r>
+      <w:bookmarkStart w:id="6" w:name="next-steps"/>
+      <w:bookmarkEnd w:id="6"/>
+    </w:p>
+    <w:p>
+      <w:pPr>
+        <w:pStyle w:val="berschrift2"/>
+      </w:pPr>
+      <w:r>
         <w:t>References</w:t>
       </w:r>
     </w:p>
@@ -467,8 +536,8 @@
       <w:pPr>
         <w:pStyle w:val="Literaturverzeichnis"/>
       </w:pPr>
-      <w:bookmarkStart w:id="6" w:name="X4175f2d6a880cff244f25bc9442830b9798b728"/>
-      <w:bookmarkStart w:id="7" w:name="refs"/>
+      <w:bookmarkStart w:id="7" w:name="X4175f2d6a880cff244f25bc9442830b9798b728"/>
+      <w:bookmarkStart w:id="8" w:name="refs"/>
       <w:r>
         <w:t xml:space="preserve">[1] </w:t>
       </w:r>
@@ -476,7 +545,7 @@
         <w:tab/>
         <w:t xml:space="preserve">Cangkrama M, Liu H, Whipman J, Zubair M, Matsushita M, Di Filippo M, et al. A Protumorigenic mDia2-MIRO1 Axis Controls Mitochondrial Positioning and Function in Cancer-Associated Fibroblasts. Cancer Res 2022;82:3701–17. </w:t>
       </w:r>
-      <w:hyperlink r:id="rId10">
+      <w:hyperlink r:id="rId11">
         <w:r>
           <w:rPr>
             <w:rStyle w:val="Hyperlink"/>
@@ -492,11 +561,12 @@
       <w:pPr>
         <w:pStyle w:val="berschrift2"/>
       </w:pPr>
-      <w:bookmarkStart w:id="8" w:name="methods-section-to-copy"/>
+      <w:bookmarkStart w:id="9" w:name="methods-section-to-copy"/>
       <w:bookmarkEnd w:id="5"/>
-      <w:bookmarkEnd w:id="6"/>
       <w:bookmarkEnd w:id="7"/>
-      <w:r>
+      <w:bookmarkEnd w:id="8"/>
+      <w:r>
+        <w:lastRenderedPageBreak/>
         <w:t>Methods section to copy</w:t>
       </w:r>
     </w:p>
@@ -507,7 +577,7 @@
       <w:r>
         <w:t>TBA</w:t>
       </w:r>
-      <w:bookmarkEnd w:id="8"/>
+      <w:bookmarkEnd w:id="9"/>
     </w:p>
     <w:sectPr>
       <w:pgSz w:w="12240" w:h="15840"/>
@@ -520,7 +590,7 @@
 </file>
 
 <file path=word/endnotes.xml><?xml version="1.0" encoding="utf-8"?>
-<w:endnotes xmlns:wpc="http://schemas.microsoft.com/office/word/2010/wordprocessingCanvas" xmlns:cx="http://schemas.microsoft.com/office/drawing/2014/chartex" xmlns:cx1="http://schemas.microsoft.com/office/drawing/2015/9/8/chartex" xmlns:cx2="http://schemas.microsoft.com/office/drawing/2015/10/21/chartex" xmlns:cx3="http://schemas.microsoft.com/office/drawing/2016/5/9/chartex" xmlns:cx4="http://schemas.microsoft.com/office/drawing/2016/5/10/chartex" xmlns:cx5="http://schemas.microsoft.com/office/drawing/2016/5/11/chartex" xmlns:cx6="http://schemas.microsoft.com/office/drawing/2016/5/12/chartex" xmlns:cx7="http://schemas.microsoft.com/office/drawing/2016/5/13/chartex" xmlns:cx8="http://schemas.microsoft.com/office/drawing/2016/5/14/chartex" xmlns:mc="http://schemas.openxmlformats.org/markup-compatibility/2006" xmlns:aink="http://schemas.microsoft.com/office/drawing/2016/ink" xmlns:am3d="http://schemas.microsoft.com/office/drawing/2017/model3d" xmlns:o="urn:schemas-microsoft-com:office:office" xmlns:oel="http://schemas.microsoft.com/office/2019/extlst" xmlns:r="http://schemas.openxmlformats.org/officeDocument/2006/relationships" xmlns:m="http://schemas.openxmlformats.org/officeDocument/2006/math" xmlns:v="urn:schemas-microsoft-com:vml" xmlns:wp14="http://schemas.microsoft.com/office/word/2010/wordprocessingDrawing" xmlns:wp="http://schemas.openxmlformats.org/drawingml/2006/wordprocessingDrawing" xmlns:w10="urn:schemas-microsoft-com:office:word" xmlns:w="http://schemas.openxmlformats.org/wordprocessingml/2006/main" xmlns:w14="http://schemas.microsoft.com/office/word/2010/wordml" xmlns:w15="http://schemas.microsoft.com/office/word/2012/wordml" xmlns:w16cex="http://schemas.microsoft.com/office/word/2018/wordml/cex" xmlns:w16cid="http://schemas.microsoft.com/office/word/2016/wordml/cid" xmlns:w16="http://schemas.microsoft.com/office/word/2018/wordml" xmlns:w16sdtdh="http://schemas.microsoft.com/office/word/2020/wordml/sdtdatahash" xmlns:w16se="http://schemas.microsoft.com/office/word/2015/wordml/symex" xmlns:wpg="http://schemas.microsoft.com/office/word/2010/wordprocessingGroup" xmlns:wpi="http://schemas.microsoft.com/office/word/2010/wordprocessingInk" xmlns:wne="http://schemas.microsoft.com/office/word/2006/wordml" xmlns:wps="http://schemas.microsoft.com/office/word/2010/wordprocessingShape" mc:Ignorable="w14 w15 w16se w16cid w16 w16cex w16sdtdh wp14">
+<w:endnotes xmlns:wpc="http://schemas.microsoft.com/office/word/2010/wordprocessingCanvas" xmlns:cx="http://schemas.microsoft.com/office/drawing/2014/chartex" xmlns:cx1="http://schemas.microsoft.com/office/drawing/2015/9/8/chartex" xmlns:cx2="http://schemas.microsoft.com/office/drawing/2015/10/21/chartex" xmlns:cx3="http://schemas.microsoft.com/office/drawing/2016/5/9/chartex" xmlns:cx4="http://schemas.microsoft.com/office/drawing/2016/5/10/chartex" xmlns:cx5="http://schemas.microsoft.com/office/drawing/2016/5/11/chartex" xmlns:cx6="http://schemas.microsoft.com/office/drawing/2016/5/12/chartex" xmlns:cx7="http://schemas.microsoft.com/office/drawing/2016/5/13/chartex" xmlns:cx8="http://schemas.microsoft.com/office/drawing/2016/5/14/chartex" xmlns:mc="http://schemas.openxmlformats.org/markup-compatibility/2006" xmlns:aink="http://schemas.microsoft.com/office/drawing/2016/ink" xmlns:am3d="http://schemas.microsoft.com/office/drawing/2017/model3d" xmlns:o="urn:schemas-microsoft-com:office:office" xmlns:oel="http://schemas.microsoft.com/office/2019/extlst" xmlns:r="http://schemas.openxmlformats.org/officeDocument/2006/relationships" xmlns:m="http://schemas.openxmlformats.org/officeDocument/2006/math" xmlns:v="urn:schemas-microsoft-com:vml" xmlns:wp14="http://schemas.microsoft.com/office/word/2010/wordprocessingDrawing" xmlns:wp="http://schemas.openxmlformats.org/drawingml/2006/wordprocessingDrawing" xmlns:w10="urn:schemas-microsoft-com:office:word" xmlns:w="http://schemas.openxmlformats.org/wordprocessingml/2006/main" xmlns:w14="http://schemas.microsoft.com/office/word/2010/wordml" xmlns:w15="http://schemas.microsoft.com/office/word/2012/wordml" xmlns:w16cex="http://schemas.microsoft.com/office/word/2018/wordml/cex" xmlns:w16cid="http://schemas.microsoft.com/office/word/2016/wordml/cid" xmlns:w16="http://schemas.microsoft.com/office/word/2018/wordml" xmlns:w16du="http://schemas.microsoft.com/office/word/2023/wordml/word16du" xmlns:w16sdtdh="http://schemas.microsoft.com/office/word/2020/wordml/sdtdatahash" xmlns:w16se="http://schemas.microsoft.com/office/word/2015/wordml/symex" xmlns:wpg="http://schemas.microsoft.com/office/word/2010/wordprocessingGroup" xmlns:wpi="http://schemas.microsoft.com/office/word/2010/wordprocessingInk" xmlns:wne="http://schemas.microsoft.com/office/word/2006/wordml" xmlns:wps="http://schemas.microsoft.com/office/word/2010/wordprocessingShape" mc:Ignorable="w14 w15 w16se w16cid w16 w16cex w16sdtdh wp14">
   <w:endnote w:type="separator" w:id="-1">
     <w:p>
       <w:pPr>
@@ -545,7 +615,7 @@
 </file>
 
 <file path=word/footnotes.xml><?xml version="1.0" encoding="utf-8"?>
-<w:footnotes xmlns:wpc="http://schemas.microsoft.com/office/word/2010/wordprocessingCanvas" xmlns:cx="http://schemas.microsoft.com/office/drawing/2014/chartex" xmlns:cx1="http://schemas.microsoft.com/office/drawing/2015/9/8/chartex" xmlns:cx2="http://schemas.microsoft.com/office/drawing/2015/10/21/chartex" xmlns:cx3="http://schemas.microsoft.com/office/drawing/2016/5/9/chartex" xmlns:cx4="http://schemas.microsoft.com/office/drawing/2016/5/10/chartex" xmlns:cx5="http://schemas.microsoft.com/office/drawing/2016/5/11/chartex" xmlns:cx6="http://schemas.microsoft.com/office/drawing/2016/5/12/chartex" xmlns:cx7="http://schemas.microsoft.com/office/drawing/2016/5/13/chartex" xmlns:cx8="http://schemas.microsoft.com/office/drawing/2016/5/14/chartex" xmlns:mc="http://schemas.openxmlformats.org/markup-compatibility/2006" xmlns:aink="http://schemas.microsoft.com/office/drawing/2016/ink" xmlns:am3d="http://schemas.microsoft.com/office/drawing/2017/model3d" xmlns:o="urn:schemas-microsoft-com:office:office" xmlns:oel="http://schemas.microsoft.com/office/2019/extlst" xmlns:r="http://schemas.openxmlformats.org/officeDocument/2006/relationships" xmlns:m="http://schemas.openxmlformats.org/officeDocument/2006/math" xmlns:v="urn:schemas-microsoft-com:vml" xmlns:wp14="http://schemas.microsoft.com/office/word/2010/wordprocessingDrawing" xmlns:wp="http://schemas.openxmlformats.org/drawingml/2006/wordprocessingDrawing" xmlns:w10="urn:schemas-microsoft-com:office:word" xmlns:w="http://schemas.openxmlformats.org/wordprocessingml/2006/main" xmlns:w14="http://schemas.microsoft.com/office/word/2010/wordml" xmlns:w15="http://schemas.microsoft.com/office/word/2012/wordml" xmlns:w16cex="http://schemas.microsoft.com/office/word/2018/wordml/cex" xmlns:w16cid="http://schemas.microsoft.com/office/word/2016/wordml/cid" xmlns:w16="http://schemas.microsoft.com/office/word/2018/wordml" xmlns:w16sdtdh="http://schemas.microsoft.com/office/word/2020/wordml/sdtdatahash" xmlns:w16se="http://schemas.microsoft.com/office/word/2015/wordml/symex" xmlns:wpg="http://schemas.microsoft.com/office/word/2010/wordprocessingGroup" xmlns:wpi="http://schemas.microsoft.com/office/word/2010/wordprocessingInk" xmlns:wne="http://schemas.microsoft.com/office/word/2006/wordml" xmlns:wps="http://schemas.microsoft.com/office/word/2010/wordprocessingShape" mc:Ignorable="w14 w15 w16se w16cid w16 w16cex w16sdtdh wp14">
+<w:footnotes xmlns:wpc="http://schemas.microsoft.com/office/word/2010/wordprocessingCanvas" xmlns:cx="http://schemas.microsoft.com/office/drawing/2014/chartex" xmlns:cx1="http://schemas.microsoft.com/office/drawing/2015/9/8/chartex" xmlns:cx2="http://schemas.microsoft.com/office/drawing/2015/10/21/chartex" xmlns:cx3="http://schemas.microsoft.com/office/drawing/2016/5/9/chartex" xmlns:cx4="http://schemas.microsoft.com/office/drawing/2016/5/10/chartex" xmlns:cx5="http://schemas.microsoft.com/office/drawing/2016/5/11/chartex" xmlns:cx6="http://schemas.microsoft.com/office/drawing/2016/5/12/chartex" xmlns:cx7="http://schemas.microsoft.com/office/drawing/2016/5/13/chartex" xmlns:cx8="http://schemas.microsoft.com/office/drawing/2016/5/14/chartex" xmlns:mc="http://schemas.openxmlformats.org/markup-compatibility/2006" xmlns:aink="http://schemas.microsoft.com/office/drawing/2016/ink" xmlns:am3d="http://schemas.microsoft.com/office/drawing/2017/model3d" xmlns:o="urn:schemas-microsoft-com:office:office" xmlns:oel="http://schemas.microsoft.com/office/2019/extlst" xmlns:r="http://schemas.openxmlformats.org/officeDocument/2006/relationships" xmlns:m="http://schemas.openxmlformats.org/officeDocument/2006/math" xmlns:v="urn:schemas-microsoft-com:vml" xmlns:wp14="http://schemas.microsoft.com/office/word/2010/wordprocessingDrawing" xmlns:wp="http://schemas.openxmlformats.org/drawingml/2006/wordprocessingDrawing" xmlns:w10="urn:schemas-microsoft-com:office:word" xmlns:w="http://schemas.openxmlformats.org/wordprocessingml/2006/main" xmlns:w14="http://schemas.microsoft.com/office/word/2010/wordml" xmlns:w15="http://schemas.microsoft.com/office/word/2012/wordml" xmlns:w16cex="http://schemas.microsoft.com/office/word/2018/wordml/cex" xmlns:w16cid="http://schemas.microsoft.com/office/word/2016/wordml/cid" xmlns:w16="http://schemas.microsoft.com/office/word/2018/wordml" xmlns:w16du="http://schemas.microsoft.com/office/word/2023/wordml/word16du" xmlns:w16sdtdh="http://schemas.microsoft.com/office/word/2020/wordml/sdtdatahash" xmlns:w16se="http://schemas.microsoft.com/office/word/2015/wordml/symex" xmlns:wpg="http://schemas.microsoft.com/office/word/2010/wordprocessingGroup" xmlns:wpi="http://schemas.microsoft.com/office/word/2010/wordprocessingInk" xmlns:wne="http://schemas.microsoft.com/office/word/2006/wordml" xmlns:wps="http://schemas.microsoft.com/office/word/2010/wordprocessingShape" mc:Ignorable="w14 w15 w16se w16cid w16 w16cex w16sdtdh wp14">
   <w:footnote w:type="separator" w:id="-1">
     <w:p>
       <w:r>
@@ -564,7 +634,7 @@
 </file>
 
 <file path=word/numbering.xml><?xml version="1.0" encoding="utf-8"?>
-<w:numbering xmlns:wpc="http://schemas.microsoft.com/office/word/2010/wordprocessingCanvas" xmlns:cx="http://schemas.microsoft.com/office/drawing/2014/chartex" xmlns:cx1="http://schemas.microsoft.com/office/drawing/2015/9/8/chartex" xmlns:cx2="http://schemas.microsoft.com/office/drawing/2015/10/21/chartex" xmlns:cx3="http://schemas.microsoft.com/office/drawing/2016/5/9/chartex" xmlns:cx4="http://schemas.microsoft.com/office/drawing/2016/5/10/chartex" xmlns:cx5="http://schemas.microsoft.com/office/drawing/2016/5/11/chartex" xmlns:cx6="http://schemas.microsoft.com/office/drawing/2016/5/12/chartex" xmlns:cx7="http://schemas.microsoft.com/office/drawing/2016/5/13/chartex" xmlns:cx8="http://schemas.microsoft.com/office/drawing/2016/5/14/chartex" xmlns:mc="http://schemas.openxmlformats.org/markup-compatibility/2006" xmlns:aink="http://schemas.microsoft.com/office/drawing/2016/ink" xmlns:am3d="http://schemas.microsoft.com/office/drawing/2017/model3d" xmlns:o="urn:schemas-microsoft-com:office:office" xmlns:oel="http://schemas.microsoft.com/office/2019/extlst" xmlns:r="http://schemas.openxmlformats.org/officeDocument/2006/relationships" xmlns:m="http://schemas.openxmlformats.org/officeDocument/2006/math" xmlns:v="urn:schemas-microsoft-com:vml" xmlns:wp14="http://schemas.microsoft.com/office/word/2010/wordprocessingDrawing" xmlns:wp="http://schemas.openxmlformats.org/drawingml/2006/wordprocessingDrawing" xmlns:w10="urn:schemas-microsoft-com:office:word" xmlns:w="http://schemas.openxmlformats.org/wordprocessingml/2006/main" xmlns:w14="http://schemas.microsoft.com/office/word/2010/wordml" xmlns:w15="http://schemas.microsoft.com/office/word/2012/wordml" xmlns:w16cex="http://schemas.microsoft.com/office/word/2018/wordml/cex" xmlns:w16cid="http://schemas.microsoft.com/office/word/2016/wordml/cid" xmlns:w16="http://schemas.microsoft.com/office/word/2018/wordml" xmlns:w16sdtdh="http://schemas.microsoft.com/office/word/2020/wordml/sdtdatahash" xmlns:w16se="http://schemas.microsoft.com/office/word/2015/wordml/symex" xmlns:wpg="http://schemas.microsoft.com/office/word/2010/wordprocessingGroup" xmlns:wpi="http://schemas.microsoft.com/office/word/2010/wordprocessingInk" xmlns:wne="http://schemas.microsoft.com/office/word/2006/wordml" xmlns:wps="http://schemas.microsoft.com/office/word/2010/wordprocessingShape" mc:Ignorable="w14 w15 w16se w16cid w16 w16cex w16sdtdh wp14">
+<w:numbering xmlns:wpc="http://schemas.microsoft.com/office/word/2010/wordprocessingCanvas" xmlns:cx="http://schemas.microsoft.com/office/drawing/2014/chartex" xmlns:cx1="http://schemas.microsoft.com/office/drawing/2015/9/8/chartex" xmlns:cx2="http://schemas.microsoft.com/office/drawing/2015/10/21/chartex" xmlns:cx3="http://schemas.microsoft.com/office/drawing/2016/5/9/chartex" xmlns:cx4="http://schemas.microsoft.com/office/drawing/2016/5/10/chartex" xmlns:cx5="http://schemas.microsoft.com/office/drawing/2016/5/11/chartex" xmlns:cx6="http://schemas.microsoft.com/office/drawing/2016/5/12/chartex" xmlns:cx7="http://schemas.microsoft.com/office/drawing/2016/5/13/chartex" xmlns:cx8="http://schemas.microsoft.com/office/drawing/2016/5/14/chartex" xmlns:mc="http://schemas.openxmlformats.org/markup-compatibility/2006" xmlns:aink="http://schemas.microsoft.com/office/drawing/2016/ink" xmlns:am3d="http://schemas.microsoft.com/office/drawing/2017/model3d" xmlns:o="urn:schemas-microsoft-com:office:office" xmlns:oel="http://schemas.microsoft.com/office/2019/extlst" xmlns:r="http://schemas.openxmlformats.org/officeDocument/2006/relationships" xmlns:m="http://schemas.openxmlformats.org/officeDocument/2006/math" xmlns:v="urn:schemas-microsoft-com:vml" xmlns:wp14="http://schemas.microsoft.com/office/word/2010/wordprocessingDrawing" xmlns:wp="http://schemas.openxmlformats.org/drawingml/2006/wordprocessingDrawing" xmlns:w10="urn:schemas-microsoft-com:office:word" xmlns:w="http://schemas.openxmlformats.org/wordprocessingml/2006/main" xmlns:w14="http://schemas.microsoft.com/office/word/2010/wordml" xmlns:w15="http://schemas.microsoft.com/office/word/2012/wordml" xmlns:w16cex="http://schemas.microsoft.com/office/word/2018/wordml/cex" xmlns:w16cid="http://schemas.microsoft.com/office/word/2016/wordml/cid" xmlns:w16="http://schemas.microsoft.com/office/word/2018/wordml" xmlns:w16du="http://schemas.microsoft.com/office/word/2023/wordml/word16du" xmlns:w16sdtdh="http://schemas.microsoft.com/office/word/2020/wordml/sdtdatahash" xmlns:w16se="http://schemas.microsoft.com/office/word/2015/wordml/symex" xmlns:wpg="http://schemas.microsoft.com/office/word/2010/wordprocessingGroup" xmlns:wpi="http://schemas.microsoft.com/office/word/2010/wordprocessingInk" xmlns:wne="http://schemas.microsoft.com/office/word/2006/wordml" xmlns:wps="http://schemas.microsoft.com/office/word/2010/wordprocessingShape" mc:Ignorable="w14 w15 w16se w16cid w16 w16cex w16sdtdh wp14">
   <w:abstractNum w:abstractNumId="0" w15:restartNumberingAfterBreak="0">
     <w:nsid w:val="FFFFFF7C"/>
     <w:multiLevelType w:val="singleLevel"/>
@@ -821,6 +891,92 @@
     <w:lvl w:ilvl="8">
       <w:numFmt w:val="bullet"/>
       <w:lvlText w:val=" "/>
+      <w:lvlJc w:val="left"/>
+      <w:pPr>
+        <w:ind w:left="6480" w:hanging="480"/>
+      </w:pPr>
+    </w:lvl>
+  </w:abstractNum>
+  <w:abstractNum w:abstractNumId="11" w15:restartNumberingAfterBreak="0">
+    <w:nsid w:val="00A99411"/>
+    <w:multiLevelType w:val="multilevel"/>
+    <w:tmpl w:val="425AC5C8"/>
+    <w:lvl w:ilvl="0">
+      <w:start w:val="1"/>
+      <w:numFmt w:val="decimal"/>
+      <w:lvlText w:val="%1."/>
+      <w:lvlJc w:val="left"/>
+      <w:pPr>
+        <w:ind w:left="720" w:hanging="480"/>
+      </w:pPr>
+    </w:lvl>
+    <w:lvl w:ilvl="1">
+      <w:start w:val="1"/>
+      <w:numFmt w:val="decimal"/>
+      <w:lvlText w:val="%2."/>
+      <w:lvlJc w:val="left"/>
+      <w:pPr>
+        <w:ind w:left="1440" w:hanging="480"/>
+      </w:pPr>
+    </w:lvl>
+    <w:lvl w:ilvl="2">
+      <w:start w:val="1"/>
+      <w:numFmt w:val="decimal"/>
+      <w:lvlText w:val="%3."/>
+      <w:lvlJc w:val="left"/>
+      <w:pPr>
+        <w:ind w:left="2160" w:hanging="480"/>
+      </w:pPr>
+    </w:lvl>
+    <w:lvl w:ilvl="3">
+      <w:start w:val="1"/>
+      <w:numFmt w:val="decimal"/>
+      <w:lvlText w:val="%4."/>
+      <w:lvlJc w:val="left"/>
+      <w:pPr>
+        <w:ind w:left="2880" w:hanging="480"/>
+      </w:pPr>
+    </w:lvl>
+    <w:lvl w:ilvl="4">
+      <w:start w:val="1"/>
+      <w:numFmt w:val="decimal"/>
+      <w:lvlText w:val="%5."/>
+      <w:lvlJc w:val="left"/>
+      <w:pPr>
+        <w:ind w:left="3600" w:hanging="480"/>
+      </w:pPr>
+    </w:lvl>
+    <w:lvl w:ilvl="5">
+      <w:start w:val="1"/>
+      <w:numFmt w:val="decimal"/>
+      <w:lvlText w:val="%6."/>
+      <w:lvlJc w:val="left"/>
+      <w:pPr>
+        <w:ind w:left="4320" w:hanging="480"/>
+      </w:pPr>
+    </w:lvl>
+    <w:lvl w:ilvl="6">
+      <w:start w:val="1"/>
+      <w:numFmt w:val="decimal"/>
+      <w:lvlText w:val="%7."/>
+      <w:lvlJc w:val="left"/>
+      <w:pPr>
+        <w:ind w:left="5040" w:hanging="480"/>
+      </w:pPr>
+    </w:lvl>
+    <w:lvl w:ilvl="7">
+      <w:start w:val="1"/>
+      <w:numFmt w:val="decimal"/>
+      <w:lvlText w:val="%8."/>
+      <w:lvlJc w:val="left"/>
+      <w:pPr>
+        <w:ind w:left="5760" w:hanging="480"/>
+      </w:pPr>
+    </w:lvl>
+    <w:lvl w:ilvl="8">
+      <w:start w:val="1"/>
+      <w:numFmt w:val="decimal"/>
+      <w:lvlText w:val="%9."/>
       <w:lvlJc w:val="left"/>
       <w:pPr>
         <w:ind w:left="6480" w:hanging="480"/>
@@ -859,6 +1015,36 @@
   </w:num>
   <w:num w:numId="11" w16cid:durableId="387807495">
     <w:abstractNumId w:val="10"/>
+  </w:num>
+  <w:num w:numId="12" w16cid:durableId="48961354">
+    <w:abstractNumId w:val="11"/>
+    <w:lvlOverride w:ilvl="0">
+      <w:startOverride w:val="1"/>
+    </w:lvlOverride>
+    <w:lvlOverride w:ilvl="1">
+      <w:startOverride w:val="1"/>
+    </w:lvlOverride>
+    <w:lvlOverride w:ilvl="2">
+      <w:startOverride w:val="1"/>
+    </w:lvlOverride>
+    <w:lvlOverride w:ilvl="3">
+      <w:startOverride w:val="1"/>
+    </w:lvlOverride>
+    <w:lvlOverride w:ilvl="4">
+      <w:startOverride w:val="1"/>
+    </w:lvlOverride>
+    <w:lvlOverride w:ilvl="5">
+      <w:startOverride w:val="1"/>
+    </w:lvlOverride>
+    <w:lvlOverride w:ilvl="6">
+      <w:startOverride w:val="1"/>
+    </w:lvlOverride>
+    <w:lvlOverride w:ilvl="7">
+      <w:startOverride w:val="1"/>
+    </w:lvlOverride>
+    <w:lvlOverride w:ilvl="8">
+      <w:startOverride w:val="1"/>
+    </w:lvlOverride>
   </w:num>
 </w:numbering>
 </file>
@@ -1221,7 +1407,10 @@
   <w:style w:type="paragraph" w:default="1" w:styleId="Standard">
     <w:name w:val="Normal"/>
     <w:qFormat/>
-    <w:rsid w:val="004A45C5"/>
+    <w:rsid w:val="004C545D"/>
+    <w:rPr>
+      <w:rFonts w:ascii="Avenir Next LT Pro" w:hAnsi="Avenir Next LT Pro"/>
+    </w:rPr>
   </w:style>
   <w:style w:type="paragraph" w:styleId="berschrift1">
     <w:name w:val="heading 1"/>
@@ -1248,6 +1437,7 @@
     <w:name w:val="heading 2"/>
     <w:basedOn w:val="Standard"/>
     <w:next w:val="Textkrper"/>
+    <w:link w:val="berschrift2Zchn"/>
     <w:uiPriority w:val="9"/>
     <w:unhideWhenUsed/>
     <w:qFormat/>
@@ -2026,6 +2216,20 @@
     <w:rsid w:val="00943FE2"/>
     <w:rPr>
       <w:rFonts w:ascii="AvenirNext LT Pro Regular" w:hAnsi="AvenirNext LT Pro Regular"/>
+    </w:rPr>
+  </w:style>
+  <w:style w:type="character" w:customStyle="1" w:styleId="berschrift2Zchn">
+    <w:name w:val="Überschrift 2 Zchn"/>
+    <w:basedOn w:val="Absatz-Standardschriftart"/>
+    <w:link w:val="berschrift2"/>
+    <w:uiPriority w:val="9"/>
+    <w:rsid w:val="00EA2BB5"/>
+    <w:rPr>
+      <w:rFonts w:ascii="AvenirNext LT Pro Regular" w:eastAsiaTheme="majorEastAsia" w:hAnsi="AvenirNext LT Pro Regular" w:cstheme="majorBidi"/>
+      <w:b/>
+      <w:bCs/>
+      <w:sz w:val="36"/>
+      <w:szCs w:val="28"/>
     </w:rPr>
   </w:style>
 </w:styles>
@@ -2347,4 +2551,16 @@
   </a:objectDefaults>
   <a:extraClrSchemeLst/>
 </a:theme>
+</file>
+
+<file path=customXml/item1.xml><?xml version="1.0" encoding="utf-8"?>
+<b:Sources xmlns:b="http://schemas.openxmlformats.org/officeDocument/2006/bibliography" xmlns="http://schemas.openxmlformats.org/officeDocument/2006/bibliography" SelectedStyle="\APASixthEditionOfficeOnline.xsl" StyleName="APA" Version="6"/>
+</file>
+
+<file path=customXml/itemProps1.xml><?xml version="1.0" encoding="utf-8"?>
+<ds:datastoreItem xmlns:ds="http://schemas.openxmlformats.org/officeDocument/2006/customXml" ds:itemID="{DDF3BEBA-E82D-4418-AF88-CD130C894693}">
+  <ds:schemaRefs>
+    <ds:schemaRef ds:uri="http://schemas.openxmlformats.org/officeDocument/2006/bibliography"/>
+  </ds:schemaRefs>
+</ds:datastoreItem>
 </file>